--- a/Books/Stories/ThePrincessAndTheUnknownRoad/Cover_ThePrincessAndTheUnknownRoad.docx
+++ b/Books/Stories/ThePrincessAndTheUnknownRoad/Cover_ThePrincessAndTheUnknownRoad.docx
@@ -42,7 +42,7 @@
             </v:handles>
             <o:lock v:ext="edit" text="t" shapetype="t"/>
           </v:shapetype>
-          <v:shape id="_x0000_s1047" type="#_x0000_t136" style="position:absolute;left:0;text-align:left;margin-left:84pt;margin-top:25.9pt;width:286.5pt;height:60.5pt;z-index:251663360" fillcolor="#00b0f0" strokecolor="#ffc000" strokeweight="1.5pt">
+          <v:shape id="_x0000_s1047" type="#_x0000_t136" style="position:absolute;left:0;text-align:left;margin-left:84pt;margin-top:11.65pt;width:286.5pt;height:60.5pt;z-index:251663360" fillcolor="#00b0f0" strokecolor="#ffc000" strokeweight="1.5pt">
             <v:shadow on="t" opacity="52429f"/>
             <v:textpath style="font-family:&quot;Arial Black&quot;;font-style:italic;v-text-kern:t" trim="t" fitpath="t" string="The Unknown Road"/>
           </v:shape>
@@ -116,6 +116,18 @@
           <w:szCs w:val="72"/>
         </w:rPr>
       </w:pPr>
+      <w:r>
+        <w:rPr>
+          <w:noProof/>
+          <w:color w:val="FFFF00"/>
+        </w:rPr>
+        <w:pict>
+          <v:shape id="_x0000_s1048" type="#_x0000_t136" style="position:absolute;left:0;text-align:left;margin-left:89.25pt;margin-top:50.1pt;width:281.25pt;height:72.1pt;z-index:251665408" fillcolor="yellow" strokecolor="yellow">
+            <v:shadow on="t" opacity="52429f"/>
+            <v:textpath style="font-family:&quot;Arial Black&quot;;font-style:italic;v-text-kern:t" trim="t" fitpath="t" string="Is forever being eroded, &#10;as we explore it…&#10;but the path is never ending&#10;"/>
+          </v:shape>
+        </w:pict>
+      </w:r>
     </w:p>
     <w:p>
       <w:pPr>
@@ -132,33 +144,6 @@
           <w:szCs w:val="72"/>
         </w:rPr>
       </w:pPr>
-      <w:r>
-        <w:rPr>
-          <w:noProof/>
-          <w:color w:val="FFFF00"/>
-        </w:rPr>
-        <w:pict>
-          <v:shape id="_x0000_s1048" type="#_x0000_t136" style="position:absolute;left:0;text-align:left;margin-left:100.5pt;margin-top:25.05pt;width:281.25pt;height:72.1pt;z-index:251665408" fillcolor="yellow" strokecolor="yellow">
-            <v:shadow on="t" opacity="52429f"/>
-            <v:textpath style="font-family:&quot;Arial Black&quot;;font-style:italic;v-text-kern:t" trim="t" fitpath="t" string="Is forever being eroded, &#10;as we explore it…&#10;but the path is never ending&#10;"/>
-          </v:shape>
-        </w:pict>
-      </w:r>
-    </w:p>
-    <w:p>
-      <w:pPr>
-        <w:tabs>
-          <w:tab w:val="left" w:pos="3060"/>
-        </w:tabs>
-        <w:ind w:left="360" w:right="475"/>
-        <w:jc w:val="center"/>
-        <w:rPr>
-          <w:b/>
-          <w:color w:val="FFFF00"/>
-          <w:sz w:val="32"/>
-          <w:szCs w:val="32"/>
-        </w:rPr>
-      </w:pPr>
     </w:p>
     <w:p>
       <w:pPr>
@@ -169,8 +154,8 @@
         <w:rPr>
           <w:b/>
           <w:color w:val="FFFF00"/>
-          <w:sz w:val="56"/>
-          <w:szCs w:val="56"/>
+          <w:sz w:val="24"/>
+          <w:szCs w:val="24"/>
         </w:rPr>
       </w:pPr>
     </w:p>
@@ -180,21 +165,40 @@
           <w:tab w:val="left" w:pos="3060"/>
         </w:tabs>
         <w:ind w:left="567" w:right="533"/>
-        <w:rPr>
-          <w:b/>
-          <w:color w:val="FFFF00"/>
-          <w:sz w:val="40"/>
-          <w:szCs w:val="40"/>
-        </w:rPr>
-      </w:pPr>
-      <w:r>
-        <w:rPr>
-          <w:b/>
-          <w:color w:val="FFFF00"/>
-          <w:sz w:val="40"/>
-          <w:szCs w:val="40"/>
-        </w:rPr>
-        <w:t>Have you ever wondered if magic exists?</w:t>
+        <w:jc w:val="center"/>
+        <w:rPr>
+          <w:b/>
+          <w:color w:val="FFFF00"/>
+          <w:sz w:val="36"/>
+          <w:szCs w:val="36"/>
+        </w:rPr>
+      </w:pPr>
+      <w:r>
+        <w:rPr>
+          <w:b/>
+          <w:color w:val="FFFF00"/>
+          <w:sz w:val="36"/>
+          <w:szCs w:val="36"/>
+        </w:rPr>
+        <w:sym w:font="Wingdings" w:char="F0DF"/>
+      </w:r>
+      <w:r>
+        <w:rPr>
+          <w:b/>
+          <w:color w:val="FFFF00"/>
+          <w:sz w:val="36"/>
+          <w:szCs w:val="36"/>
+        </w:rPr>
+        <w:t xml:space="preserve"> ----------------------------------- </w:t>
+      </w:r>
+      <w:r>
+        <w:rPr>
+          <w:b/>
+          <w:color w:val="FFFF00"/>
+          <w:sz w:val="36"/>
+          <w:szCs w:val="36"/>
+        </w:rPr>
+        <w:sym w:font="Wingdings" w:char="F0E0"/>
       </w:r>
     </w:p>
     <w:p>
@@ -206,18 +210,18 @@
         <w:rPr>
           <w:b/>
           <w:color w:val="FFFF00"/>
-          <w:sz w:val="40"/>
-          <w:szCs w:val="40"/>
-        </w:rPr>
-      </w:pPr>
-      <w:r>
-        <w:rPr>
-          <w:b/>
-          <w:color w:val="FFFF00"/>
-          <w:sz w:val="40"/>
-          <w:szCs w:val="40"/>
-        </w:rPr>
-        <w:t>Is there more to life than material existence?</w:t>
+          <w:sz w:val="32"/>
+          <w:szCs w:val="32"/>
+        </w:rPr>
+      </w:pPr>
+      <w:r>
+        <w:rPr>
+          <w:b/>
+          <w:color w:val="FFFF00"/>
+          <w:sz w:val="32"/>
+          <w:szCs w:val="32"/>
+        </w:rPr>
+        <w:t>Have you ever wondered if magic exists?</w:t>
       </w:r>
     </w:p>
     <w:p>
@@ -229,18 +233,18 @@
         <w:rPr>
           <w:b/>
           <w:color w:val="FFFF00"/>
-          <w:sz w:val="40"/>
-          <w:szCs w:val="40"/>
-        </w:rPr>
-      </w:pPr>
-      <w:r>
-        <w:rPr>
-          <w:b/>
-          <w:color w:val="FFFF00"/>
-          <w:sz w:val="40"/>
-          <w:szCs w:val="40"/>
-        </w:rPr>
-        <w:t>Luke Russell discovered magic does exist, when he stumbled onto the Unknown Road.</w:t>
+          <w:sz w:val="32"/>
+          <w:szCs w:val="32"/>
+        </w:rPr>
+      </w:pPr>
+      <w:r>
+        <w:rPr>
+          <w:b/>
+          <w:color w:val="FFFF00"/>
+          <w:sz w:val="32"/>
+          <w:szCs w:val="32"/>
+        </w:rPr>
+        <w:t>Is there more to life than material existence?</w:t>
       </w:r>
     </w:p>
     <w:p>
@@ -252,16 +256,39 @@
         <w:rPr>
           <w:b/>
           <w:color w:val="FFFF00"/>
-          <w:sz w:val="40"/>
-          <w:szCs w:val="40"/>
-        </w:rPr>
-      </w:pPr>
-      <w:r>
-        <w:rPr>
-          <w:b/>
-          <w:color w:val="FFFF00"/>
-          <w:sz w:val="40"/>
-          <w:szCs w:val="40"/>
+          <w:sz w:val="32"/>
+          <w:szCs w:val="32"/>
+        </w:rPr>
+      </w:pPr>
+      <w:r>
+        <w:rPr>
+          <w:b/>
+          <w:color w:val="FFFF00"/>
+          <w:sz w:val="32"/>
+          <w:szCs w:val="32"/>
+        </w:rPr>
+        <w:t>Luke Russell discovered magic does exist, when he stumbled onto the Unknown Road.</w:t>
+      </w:r>
+    </w:p>
+    <w:p>
+      <w:pPr>
+        <w:tabs>
+          <w:tab w:val="left" w:pos="3060"/>
+        </w:tabs>
+        <w:ind w:left="567" w:right="533"/>
+        <w:rPr>
+          <w:b/>
+          <w:color w:val="FFFF00"/>
+          <w:sz w:val="32"/>
+          <w:szCs w:val="32"/>
+        </w:rPr>
+      </w:pPr>
+      <w:r>
+        <w:rPr>
+          <w:b/>
+          <w:color w:val="FFFF00"/>
+          <w:sz w:val="32"/>
+          <w:szCs w:val="32"/>
         </w:rPr>
         <w:t xml:space="preserve">Unfortunately, </w:t>
       </w:r>
@@ -269,8 +296,8 @@
         <w:rPr>
           <w:b/>
           <w:color w:val="FFFF00"/>
-          <w:sz w:val="40"/>
-          <w:szCs w:val="40"/>
+          <w:sz w:val="32"/>
+          <w:szCs w:val="32"/>
         </w:rPr>
         <w:t xml:space="preserve">the </w:t>
       </w:r>
@@ -278,8 +305,8 @@
         <w:rPr>
           <w:b/>
           <w:color w:val="FFFF00"/>
-          <w:sz w:val="40"/>
-          <w:szCs w:val="40"/>
+          <w:sz w:val="32"/>
+          <w:szCs w:val="32"/>
         </w:rPr>
         <w:t>price for being a wizard is living in a world filled with unknowable and sometimes terrifying forces</w:t>
       </w:r>
@@ -290,16 +317,16 @@
         <w:rPr>
           <w:b/>
           <w:color w:val="FFFF00"/>
-          <w:sz w:val="40"/>
-          <w:szCs w:val="40"/>
-        </w:rPr>
-      </w:pPr>
-      <w:r>
-        <w:rPr>
-          <w:b/>
-          <w:color w:val="FFFF00"/>
-          <w:sz w:val="40"/>
-          <w:szCs w:val="40"/>
+          <w:sz w:val="32"/>
+          <w:szCs w:val="32"/>
+        </w:rPr>
+      </w:pPr>
+      <w:r>
+        <w:rPr>
+          <w:b/>
+          <w:color w:val="FFFF00"/>
+          <w:sz w:val="32"/>
+          <w:szCs w:val="32"/>
         </w:rPr>
         <w:t>Can you give up everything you hold true? Can you live in a world of psychedelic craziness?</w:t>
       </w:r>
@@ -1397,7 +1424,7 @@
 </file>
 
 <file path=customXml/itemProps1.xml><?xml version="1.0" encoding="utf-8"?>
-<ds:datastoreItem xmlns:ds="http://schemas.openxmlformats.org/officeDocument/2006/customXml" ds:itemID="{041A6028-3BDA-4BAA-BE3D-197A2697A346}">
+<ds:datastoreItem xmlns:ds="http://schemas.openxmlformats.org/officeDocument/2006/customXml" ds:itemID="{D635BD55-D116-45E1-8846-CB150D87DC0D}">
   <ds:schemaRefs>
     <ds:schemaRef ds:uri="http://schemas.openxmlformats.org/officeDocument/2006/bibliography"/>
   </ds:schemaRefs>
